--- a/Informe_final_de_practicas_preprofesionales.docx
+++ b/Informe_final_de_practicas_preprofesionales.docx
@@ -506,7 +506,21 @@
         <w:rPr>
           <w:rFonts w:ascii="Arial" w:hAnsi="Arial" w:cs="Arial"/>
         </w:rPr>
-        <w:t>Irma Elizabeth Cadme Samaniego</w:t>
+        <w:t xml:space="preserve">Irma Elizabeth </w:t>
+      </w:r>
+      <w:proofErr w:type="spellStart"/>
+      <w:r>
+        <w:rPr>
+          <w:rFonts w:ascii="Arial" w:hAnsi="Arial" w:cs="Arial"/>
+        </w:rPr>
+        <w:t>Cadme</w:t>
+      </w:r>
+      <w:proofErr w:type="spellEnd"/>
+      <w:r>
+        <w:rPr>
+          <w:rFonts w:ascii="Arial" w:hAnsi="Arial" w:cs="Arial"/>
+        </w:rPr>
+        <w:t xml:space="preserve"> Samaniego</w:t>
       </w:r>
     </w:p>
     <w:p>
@@ -880,7 +894,61 @@
           <w:sz w:val="22"/>
           <w:szCs w:val="22"/>
         </w:rPr>
-        <w:t>En mayo empecé a trabajar con datos reales, tomando como caso de estudio la base AMIE del Ministerio de Educación. Construí un primer pipeline en Python usando pandas para extraer la información desde archivos CSV, limpiar valores nulos e inconsistencias, y cargarla a una base de datos PostgreSQL con un modelo relacional pensado para responder preguntas territoriales e históricas. Con esa información armé también mi primer dashboard en Power BI, con KPIs de matrícula y de docentes y filtros dinámicos por provincia y nivel educativo. Visto en retrospectiva, este ejercicio funcionó como un entrenamiento antes del reto principal del prácticum, porque ahí fue donde entendí de verdad el flujo completo de extracción, transformación, carga y visualización.</w:t>
+        <w:t xml:space="preserve">En mayo empecé a trabajar con datos reales, tomando como caso de estudio la base AMIE del Ministerio de Educación. Construí un primer pipeline en Python usando pandas para extraer la información desde archivos CSV, limpiar valores nulos e inconsistencias, y cargarla a una base de datos PostgreSQL con un modelo relacional pensado para responder preguntas territoriales e históricas. Con esa información armé también mi primer </w:t>
+      </w:r>
+      <w:proofErr w:type="spellStart"/>
+      <w:r>
+        <w:rPr>
+          <w:rFonts w:ascii="Calibri" w:eastAsia="Calibri" w:hAnsi="Calibri" w:cs="Calibri"/>
+          <w:sz w:val="22"/>
+          <w:szCs w:val="22"/>
+        </w:rPr>
+        <w:t>dashboard</w:t>
+      </w:r>
+      <w:proofErr w:type="spellEnd"/>
+      <w:r>
+        <w:rPr>
+          <w:rFonts w:ascii="Calibri" w:eastAsia="Calibri" w:hAnsi="Calibri" w:cs="Calibri"/>
+          <w:sz w:val="22"/>
+          <w:szCs w:val="22"/>
+        </w:rPr>
+        <w:t xml:space="preserve"> en </w:t>
+      </w:r>
+      <w:proofErr w:type="spellStart"/>
+      <w:r>
+        <w:rPr>
+          <w:rFonts w:ascii="Calibri" w:eastAsia="Calibri" w:hAnsi="Calibri" w:cs="Calibri"/>
+          <w:sz w:val="22"/>
+          <w:szCs w:val="22"/>
+        </w:rPr>
+        <w:t>Power</w:t>
+      </w:r>
+      <w:proofErr w:type="spellEnd"/>
+      <w:r>
+        <w:rPr>
+          <w:rFonts w:ascii="Calibri" w:eastAsia="Calibri" w:hAnsi="Calibri" w:cs="Calibri"/>
+          <w:sz w:val="22"/>
+          <w:szCs w:val="22"/>
+        </w:rPr>
+        <w:t xml:space="preserve"> BI, con </w:t>
+      </w:r>
+      <w:proofErr w:type="spellStart"/>
+      <w:r>
+        <w:rPr>
+          <w:rFonts w:ascii="Calibri" w:eastAsia="Calibri" w:hAnsi="Calibri" w:cs="Calibri"/>
+          <w:sz w:val="22"/>
+          <w:szCs w:val="22"/>
+        </w:rPr>
+        <w:t>KPIs</w:t>
+      </w:r>
+      <w:proofErr w:type="spellEnd"/>
+      <w:r>
+        <w:rPr>
+          <w:rFonts w:ascii="Calibri" w:eastAsia="Calibri" w:hAnsi="Calibri" w:cs="Calibri"/>
+          <w:sz w:val="22"/>
+          <w:szCs w:val="22"/>
+        </w:rPr>
+        <w:t xml:space="preserve"> de matrícula y de docentes y filtros dinámicos por provincia y nivel educativo. Visto en retrospectiva, este ejercicio funcionó como un entrenamiento antes del reto principal del prácticum, porque ahí fue donde entendí de verdad el flujo completo de extracción, transformación, carga y visualización.</w:t>
       </w:r>
     </w:p>
     <w:p>
@@ -894,7 +962,43 @@
           <w:sz w:val="22"/>
           <w:szCs w:val="22"/>
         </w:rPr>
-        <w:t>Ese reto principal arrancó en junio y es el que ocupa la mayor parte de este informe: la construcción del pipeline de datos que sostiene el Tablero Macroentorno de la UTPL. El problema de fondo era que ese tablero, aunque ya existía y se usaba, se actualizaba de forma manual y el proceso no estaba documentado ni era reproducible; si cambiaba un archivo fuente, el conocimiento de qué hacer vivía en la cabeza de una persona y no en el código. Mi trabajo, junto con el equipo de Analítica y Visualización de la DGTITD, fue construir ese pipeline siguiendo una arquitectura de tipo medallón, con tres capas: Bronze para los datos crudos tal como llegan de las fuentes, Silver para los datos ya limpios y organizados en un modelo relacional, y Gold para los indicadores calculados que finalmente alimentan el dashboard.</w:t>
+        <w:t xml:space="preserve">Ese reto principal arrancó en junio y es el que ocupa la mayor parte de este informe: la construcción del pipeline de datos que sostiene el Tablero Macroentorno de la UTPL. El problema de fondo era que ese tablero, aunque ya existía y se usaba, se actualizaba de forma manual y el proceso no estaba documentado ni era reproducible; si cambiaba un archivo fuente, el conocimiento de qué hacer vivía en la cabeza de una persona y no en el código. Mi trabajo, junto con el equipo de Analítica y Visualización de la DGTITD, fue construir ese pipeline siguiendo una arquitectura de tipo medallón, con tres capas: </w:t>
+      </w:r>
+      <w:proofErr w:type="spellStart"/>
+      <w:r>
+        <w:rPr>
+          <w:rFonts w:ascii="Calibri" w:eastAsia="Calibri" w:hAnsi="Calibri" w:cs="Calibri"/>
+          <w:sz w:val="22"/>
+          <w:szCs w:val="22"/>
+        </w:rPr>
+        <w:t>Bronze</w:t>
+      </w:r>
+      <w:proofErr w:type="spellEnd"/>
+      <w:r>
+        <w:rPr>
+          <w:rFonts w:ascii="Calibri" w:eastAsia="Calibri" w:hAnsi="Calibri" w:cs="Calibri"/>
+          <w:sz w:val="22"/>
+          <w:szCs w:val="22"/>
+        </w:rPr>
+        <w:t xml:space="preserve"> para los datos crudos tal como llegan de las fuentes, Silver para los datos ya limpios y organizados en un modelo relacional, y Gold para los indicadores calculados que finalmente alimentan el </w:t>
+      </w:r>
+      <w:proofErr w:type="spellStart"/>
+      <w:r>
+        <w:rPr>
+          <w:rFonts w:ascii="Calibri" w:eastAsia="Calibri" w:hAnsi="Calibri" w:cs="Calibri"/>
+          <w:sz w:val="22"/>
+          <w:szCs w:val="22"/>
+        </w:rPr>
+        <w:t>dashboard</w:t>
+      </w:r>
+      <w:proofErr w:type="spellEnd"/>
+      <w:r>
+        <w:rPr>
+          <w:rFonts w:ascii="Calibri" w:eastAsia="Calibri" w:hAnsi="Calibri" w:cs="Calibri"/>
+          <w:sz w:val="22"/>
+          <w:szCs w:val="22"/>
+        </w:rPr>
+        <w:t>.</w:t>
       </w:r>
     </w:p>
     <w:p>
@@ -908,7 +1012,25 @@
           <w:sz w:val="22"/>
           <w:szCs w:val="22"/>
         </w:rPr>
-        <w:t xml:space="preserve">Al ser estudiante de sexto ciclo me tocó trabajar con la variante más exigente del reto: base de datos en PostgreSQL en lugar de SQLite, los tres bloques completos de fuentes de información —Banco Central del Ecuador, INEC, y el bloque de Supercias/MINEDUC—, un mínimo de doce tablas Silver, y la exigencia </w:t>
+        <w:t xml:space="preserve">Al ser estudiante de sexto ciclo me tocó trabajar con la variante más exigente del reto: base de datos en PostgreSQL en lugar de SQLite, los tres bloques completos de fuentes de información —Banco Central del Ecuador, INEC, y el bloque de </w:t>
+      </w:r>
+      <w:proofErr w:type="spellStart"/>
+      <w:r>
+        <w:rPr>
+          <w:rFonts w:ascii="Calibri" w:eastAsia="Calibri" w:hAnsi="Calibri" w:cs="Calibri"/>
+          <w:sz w:val="22"/>
+          <w:szCs w:val="22"/>
+        </w:rPr>
+        <w:t>Supercias</w:t>
+      </w:r>
+      <w:proofErr w:type="spellEnd"/>
+      <w:r>
+        <w:rPr>
+          <w:rFonts w:ascii="Calibri" w:eastAsia="Calibri" w:hAnsi="Calibri" w:cs="Calibri"/>
+          <w:sz w:val="22"/>
+          <w:szCs w:val="22"/>
+        </w:rPr>
+        <w:t xml:space="preserve">/MINEDUC—, un mínimo de doce tablas Silver, y la exigencia </w:t>
       </w:r>
       <w:r>
         <w:rPr>
@@ -917,7 +1039,25 @@
           <w:szCs w:val="22"/>
         </w:rPr>
         <w:lastRenderedPageBreak/>
-        <w:t>adicional de proponer y justificar dos vistas Gold que no estaban definidas en el script base del reto. También se esperaba que cada página del dashboard final incluyera un párrafo de análisis ejecutivo que conectara el dato con la estrategia institucional de la UTPL, y no se quedara solo en el gráfico bonito.</w:t>
+        <w:t xml:space="preserve">adicional de proponer y justificar dos vistas Gold que no estaban definidas en el script base del reto. También se esperaba que cada página del </w:t>
+      </w:r>
+      <w:proofErr w:type="spellStart"/>
+      <w:r>
+        <w:rPr>
+          <w:rFonts w:ascii="Calibri" w:eastAsia="Calibri" w:hAnsi="Calibri" w:cs="Calibri"/>
+          <w:sz w:val="22"/>
+          <w:szCs w:val="22"/>
+        </w:rPr>
+        <w:t>dashboard</w:t>
+      </w:r>
+      <w:proofErr w:type="spellEnd"/>
+      <w:r>
+        <w:rPr>
+          <w:rFonts w:ascii="Calibri" w:eastAsia="Calibri" w:hAnsi="Calibri" w:cs="Calibri"/>
+          <w:sz w:val="22"/>
+          <w:szCs w:val="22"/>
+        </w:rPr>
+        <w:t xml:space="preserve"> final incluyera un párrafo de análisis ejecutivo que conectara el dato con la estrategia institucional de la UTPL, y no se quedara solo en el gráfico bonito.</w:t>
       </w:r>
     </w:p>
     <w:p>
@@ -945,7 +1085,43 @@
           <w:sz w:val="22"/>
           <w:szCs w:val="22"/>
         </w:rPr>
-        <w:t>En cuanto a la metodología, el trabajo se organizó en retos semanales con entregables concretos y revisión constante del tutor externo, lo que en la práctica se parece bastante a un esquema ágil de sprints cortos. Cada semana terminaba con una entrega funcional —el diagrama de arquitectura, las tablas Silver, las vistas Gold, una página del dashboard— y no se avanzaba a la siguiente etapa sin la aprobación de lo anterior, lo cual evitó que me desviara del alcance original, algo que reconozco que me costaba bastante en proyectos anteriores hechos por mi cuenta.</w:t>
+        <w:t xml:space="preserve">En cuanto a la metodología, el trabajo se organizó en retos semanales con entregables concretos y revisión constante del tutor externo, lo que en la práctica se parece bastante a un esquema ágil de </w:t>
+      </w:r>
+      <w:proofErr w:type="spellStart"/>
+      <w:r>
+        <w:rPr>
+          <w:rFonts w:ascii="Calibri" w:eastAsia="Calibri" w:hAnsi="Calibri" w:cs="Calibri"/>
+          <w:sz w:val="22"/>
+          <w:szCs w:val="22"/>
+        </w:rPr>
+        <w:t>sprints</w:t>
+      </w:r>
+      <w:proofErr w:type="spellEnd"/>
+      <w:r>
+        <w:rPr>
+          <w:rFonts w:ascii="Calibri" w:eastAsia="Calibri" w:hAnsi="Calibri" w:cs="Calibri"/>
+          <w:sz w:val="22"/>
+          <w:szCs w:val="22"/>
+        </w:rPr>
+        <w:t xml:space="preserve"> cortos. Cada semana terminaba con una entrega funcional —el diagrama de arquitectura, las tablas Silver, las vistas Gold, una página del </w:t>
+      </w:r>
+      <w:proofErr w:type="spellStart"/>
+      <w:r>
+        <w:rPr>
+          <w:rFonts w:ascii="Calibri" w:eastAsia="Calibri" w:hAnsi="Calibri" w:cs="Calibri"/>
+          <w:sz w:val="22"/>
+          <w:szCs w:val="22"/>
+        </w:rPr>
+        <w:t>dashboard</w:t>
+      </w:r>
+      <w:proofErr w:type="spellEnd"/>
+      <w:r>
+        <w:rPr>
+          <w:rFonts w:ascii="Calibri" w:eastAsia="Calibri" w:hAnsi="Calibri" w:cs="Calibri"/>
+          <w:sz w:val="22"/>
+          <w:szCs w:val="22"/>
+        </w:rPr>
+        <w:t>— y no se avanzaba a la siguiente etapa sin la aprobación de lo anterior, lo cual evitó que me desviara del alcance original, algo que reconozco que me costaba bastante en proyectos anteriores hechos por mi cuenta.</w:t>
       </w:r>
     </w:p>
     <w:p>
@@ -959,7 +1135,61 @@
           <w:sz w:val="22"/>
           <w:szCs w:val="22"/>
         </w:rPr>
-        <w:t>Los resultados generales de estas prácticas, que se detallan en la sección de Desarrollo, incluyen el diagrama de arquitectura aprobado con su respectivo modelo entidad-relación, las doce tablas Silver cargadas en PostgreSQL con las fuentes del BCE, INEC, Supercias y MINEDUC, el modelo relacional completo con sus llaves foráneas, las vistas Gold —incluidas las dos adicionales que propuse—, y un dashboard de tres páginas en Power BI que responde a las tres preguntas analíticas planteadas al inicio del reto, ya integrado con el flujo automático de archivos que entrega el equipo de RPA. Considero que este prácticum me permitió pasar de conocer conceptos de ingeniería de datos de forma teórica a poder construir, de principio a fin, un pipeline que otra persona en la universidad puede seguir usando sin depender de que yo le explique cómo funciona.</w:t>
+        <w:t xml:space="preserve">Los resultados generales de estas prácticas, que se detallan en la sección de Desarrollo, incluyen el diagrama de arquitectura aprobado con su respectivo modelo entidad-relación, las doce tablas Silver cargadas en PostgreSQL con las fuentes del BCE, INEC, </w:t>
+      </w:r>
+      <w:proofErr w:type="spellStart"/>
+      <w:r>
+        <w:rPr>
+          <w:rFonts w:ascii="Calibri" w:eastAsia="Calibri" w:hAnsi="Calibri" w:cs="Calibri"/>
+          <w:sz w:val="22"/>
+          <w:szCs w:val="22"/>
+        </w:rPr>
+        <w:t>Supercias</w:t>
+      </w:r>
+      <w:proofErr w:type="spellEnd"/>
+      <w:r>
+        <w:rPr>
+          <w:rFonts w:ascii="Calibri" w:eastAsia="Calibri" w:hAnsi="Calibri" w:cs="Calibri"/>
+          <w:sz w:val="22"/>
+          <w:szCs w:val="22"/>
+        </w:rPr>
+        <w:t xml:space="preserve"> y MINEDUC, el modelo relacional completo con sus llaves foráneas, las vistas Gold —incluidas las dos adicionales que propuse—, y un </w:t>
+      </w:r>
+      <w:proofErr w:type="spellStart"/>
+      <w:r>
+        <w:rPr>
+          <w:rFonts w:ascii="Calibri" w:eastAsia="Calibri" w:hAnsi="Calibri" w:cs="Calibri"/>
+          <w:sz w:val="22"/>
+          <w:szCs w:val="22"/>
+        </w:rPr>
+        <w:t>dashboard</w:t>
+      </w:r>
+      <w:proofErr w:type="spellEnd"/>
+      <w:r>
+        <w:rPr>
+          <w:rFonts w:ascii="Calibri" w:eastAsia="Calibri" w:hAnsi="Calibri" w:cs="Calibri"/>
+          <w:sz w:val="22"/>
+          <w:szCs w:val="22"/>
+        </w:rPr>
+        <w:t xml:space="preserve"> de tres páginas en </w:t>
+      </w:r>
+      <w:proofErr w:type="spellStart"/>
+      <w:r>
+        <w:rPr>
+          <w:rFonts w:ascii="Calibri" w:eastAsia="Calibri" w:hAnsi="Calibri" w:cs="Calibri"/>
+          <w:sz w:val="22"/>
+          <w:szCs w:val="22"/>
+        </w:rPr>
+        <w:t>Power</w:t>
+      </w:r>
+      <w:proofErr w:type="spellEnd"/>
+      <w:r>
+        <w:rPr>
+          <w:rFonts w:ascii="Calibri" w:eastAsia="Calibri" w:hAnsi="Calibri" w:cs="Calibri"/>
+          <w:sz w:val="22"/>
+          <w:szCs w:val="22"/>
+        </w:rPr>
+        <w:t xml:space="preserve"> BI que responde a las tres preguntas analíticas planteadas al inicio del reto, ya integrado con el flujo automático de archivos que entrega el equipo de RPA. Considero que este prácticum me permitió pasar de conocer conceptos de ingeniería de datos de forma teórica a poder construir, de principio a fin, un pipeline que otra persona en la universidad puede seguir usando sin depender de que yo le explique cómo funciona.</w:t>
       </w:r>
     </w:p>
     <w:p>
@@ -2106,7 +2336,25 @@
                 <w:sz w:val="20"/>
                 <w:szCs w:val="20"/>
               </w:rPr>
-              <w:t xml:space="preserve"> Extracción automatizada del dataset AMIE desde fuentes CSV y limpieza de nulos/inconsistencias usando la </w:t>
+              <w:t xml:space="preserve"> Extracción automatizada del </w:t>
+            </w:r>
+            <w:proofErr w:type="spellStart"/>
+            <w:r>
+              <w:rPr>
+                <w:rFonts w:asciiTheme="minorHAnsi" w:hAnsiTheme="minorHAnsi" w:cstheme="minorHAnsi"/>
+                <w:sz w:val="20"/>
+                <w:szCs w:val="20"/>
+              </w:rPr>
+              <w:t>dataset</w:t>
+            </w:r>
+            <w:proofErr w:type="spellEnd"/>
+            <w:r>
+              <w:rPr>
+                <w:rFonts w:asciiTheme="minorHAnsi" w:hAnsiTheme="minorHAnsi" w:cstheme="minorHAnsi"/>
+                <w:sz w:val="20"/>
+                <w:szCs w:val="20"/>
+              </w:rPr>
+              <w:t xml:space="preserve"> AMIE desde fuentes CSV y limpieza de nulos/inconsistencias usando la </w:t>
             </w:r>
             <w:proofErr w:type="gramStart"/>
             <w:r>
@@ -2284,7 +2532,25 @@
                 <w:sz w:val="20"/>
                 <w:szCs w:val="20"/>
               </w:rPr>
-              <w:t xml:space="preserve"> Carga automatizada a PostgreSQL, diseño del modelo relacional (Data Warehouse) y creación de consultas SQL para métricas territoriales e históricas.</w:t>
+              <w:t xml:space="preserve"> Carga automatizada a PostgreSQL, diseño del modelo relacional (Data </w:t>
+            </w:r>
+            <w:proofErr w:type="spellStart"/>
+            <w:r>
+              <w:rPr>
+                <w:rFonts w:asciiTheme="minorHAnsi" w:hAnsiTheme="minorHAnsi" w:cstheme="minorHAnsi"/>
+                <w:sz w:val="20"/>
+                <w:szCs w:val="20"/>
+              </w:rPr>
+              <w:t>Warehouse</w:t>
+            </w:r>
+            <w:proofErr w:type="spellEnd"/>
+            <w:r>
+              <w:rPr>
+                <w:rFonts w:asciiTheme="minorHAnsi" w:hAnsiTheme="minorHAnsi" w:cstheme="minorHAnsi"/>
+                <w:sz w:val="20"/>
+                <w:szCs w:val="20"/>
+              </w:rPr>
+              <w:t>) y creación de consultas SQL para métricas territoriales e históricas.</w:t>
             </w:r>
           </w:p>
         </w:tc>
@@ -2447,9 +2713,9 @@
                 <w:sz w:val="20"/>
                 <w:szCs w:val="20"/>
               </w:rPr>
-              <w:t>Business Intelligence</w:t>
-            </w:r>
-            <w:proofErr w:type="gramEnd"/>
+              <w:t xml:space="preserve">Business </w:t>
+            </w:r>
+            <w:proofErr w:type="spellStart"/>
             <w:r>
               <w:rPr>
                 <w:rFonts w:asciiTheme="minorHAnsi" w:hAnsiTheme="minorHAnsi" w:cstheme="minorHAnsi"/>
@@ -2458,6 +2724,18 @@
                 <w:sz w:val="20"/>
                 <w:szCs w:val="20"/>
               </w:rPr>
+              <w:t>Intelligence</w:t>
+            </w:r>
+            <w:proofErr w:type="spellEnd"/>
+            <w:proofErr w:type="gramEnd"/>
+            <w:r>
+              <w:rPr>
+                <w:rFonts w:asciiTheme="minorHAnsi" w:hAnsiTheme="minorHAnsi" w:cstheme="minorHAnsi"/>
+                <w:b/>
+                <w:bCs/>
+                <w:sz w:val="20"/>
+                <w:szCs w:val="20"/>
+              </w:rPr>
               <w:t>:</w:t>
             </w:r>
             <w:r>
@@ -2466,7 +2744,61 @@
                 <w:sz w:val="20"/>
                 <w:szCs w:val="20"/>
               </w:rPr>
-              <w:t xml:space="preserve"> Diseño del dashboard analítico en Power BI integrando los KPIs de matrícula, métricas de docentes y configuración de filtros dinámicos.</w:t>
+              <w:t xml:space="preserve"> Diseño del </w:t>
+            </w:r>
+            <w:proofErr w:type="spellStart"/>
+            <w:r>
+              <w:rPr>
+                <w:rFonts w:asciiTheme="minorHAnsi" w:hAnsiTheme="minorHAnsi" w:cstheme="minorHAnsi"/>
+                <w:sz w:val="20"/>
+                <w:szCs w:val="20"/>
+              </w:rPr>
+              <w:t>dashboard</w:t>
+            </w:r>
+            <w:proofErr w:type="spellEnd"/>
+            <w:r>
+              <w:rPr>
+                <w:rFonts w:asciiTheme="minorHAnsi" w:hAnsiTheme="minorHAnsi" w:cstheme="minorHAnsi"/>
+                <w:sz w:val="20"/>
+                <w:szCs w:val="20"/>
+              </w:rPr>
+              <w:t xml:space="preserve"> analítico en </w:t>
+            </w:r>
+            <w:proofErr w:type="spellStart"/>
+            <w:r>
+              <w:rPr>
+                <w:rFonts w:asciiTheme="minorHAnsi" w:hAnsiTheme="minorHAnsi" w:cstheme="minorHAnsi"/>
+                <w:sz w:val="20"/>
+                <w:szCs w:val="20"/>
+              </w:rPr>
+              <w:t>Power</w:t>
+            </w:r>
+            <w:proofErr w:type="spellEnd"/>
+            <w:r>
+              <w:rPr>
+                <w:rFonts w:asciiTheme="minorHAnsi" w:hAnsiTheme="minorHAnsi" w:cstheme="minorHAnsi"/>
+                <w:sz w:val="20"/>
+                <w:szCs w:val="20"/>
+              </w:rPr>
+              <w:t xml:space="preserve"> BI integrando los </w:t>
+            </w:r>
+            <w:proofErr w:type="spellStart"/>
+            <w:r>
+              <w:rPr>
+                <w:rFonts w:asciiTheme="minorHAnsi" w:hAnsiTheme="minorHAnsi" w:cstheme="minorHAnsi"/>
+                <w:sz w:val="20"/>
+                <w:szCs w:val="20"/>
+              </w:rPr>
+              <w:t>KPIs</w:t>
+            </w:r>
+            <w:proofErr w:type="spellEnd"/>
+            <w:r>
+              <w:rPr>
+                <w:rFonts w:asciiTheme="minorHAnsi" w:hAnsiTheme="minorHAnsi" w:cstheme="minorHAnsi"/>
+                <w:sz w:val="20"/>
+                <w:szCs w:val="20"/>
+              </w:rPr>
+              <w:t xml:space="preserve"> de matrícula, métricas de docentes y configuración de filtros dinámicos.</w:t>
             </w:r>
           </w:p>
         </w:tc>
@@ -2857,7 +3189,43 @@
                 <w:sz w:val="18"/>
                 <w:szCs w:val="18"/>
               </w:rPr>
-              <w:t xml:space="preserve"> Instalación del stack de trabajo (Python, PostgreSQL), descarga manual de las fuentes del Banco Central del Ecuador, exploración inicial del PIB real y elaboración del diagrama de arquitectura del pipeline (capas Bronze y Silver, incluyendo el diagrama ER del modelo relacional), aprobado por el tutor.</w:t>
+              <w:t xml:space="preserve"> Instalación del </w:t>
+            </w:r>
+            <w:proofErr w:type="spellStart"/>
+            <w:r>
+              <w:rPr>
+                <w:rFonts w:asciiTheme="minorHAnsi" w:hAnsiTheme="minorHAnsi" w:cstheme="minorHAnsi"/>
+                <w:sz w:val="18"/>
+                <w:szCs w:val="18"/>
+              </w:rPr>
+              <w:t>stack</w:t>
+            </w:r>
+            <w:proofErr w:type="spellEnd"/>
+            <w:r>
+              <w:rPr>
+                <w:rFonts w:asciiTheme="minorHAnsi" w:hAnsiTheme="minorHAnsi" w:cstheme="minorHAnsi"/>
+                <w:sz w:val="18"/>
+                <w:szCs w:val="18"/>
+              </w:rPr>
+              <w:t xml:space="preserve"> de trabajo (Python, PostgreSQL), descarga manual de las fuentes del Banco Central del Ecuador, exploración inicial del PIB real y elaboración del diagrama de arquitectura del pipeline (capas </w:t>
+            </w:r>
+            <w:proofErr w:type="spellStart"/>
+            <w:r>
+              <w:rPr>
+                <w:rFonts w:asciiTheme="minorHAnsi" w:hAnsiTheme="minorHAnsi" w:cstheme="minorHAnsi"/>
+                <w:sz w:val="18"/>
+                <w:szCs w:val="18"/>
+              </w:rPr>
+              <w:t>Bronze</w:t>
+            </w:r>
+            <w:proofErr w:type="spellEnd"/>
+            <w:r>
+              <w:rPr>
+                <w:rFonts w:asciiTheme="minorHAnsi" w:hAnsiTheme="minorHAnsi" w:cstheme="minorHAnsi"/>
+                <w:sz w:val="18"/>
+                <w:szCs w:val="18"/>
+              </w:rPr>
+              <w:t xml:space="preserve"> y Silver, incluyendo el diagrama ER del modelo relacional), aprobado por el tutor.</w:t>
             </w:r>
           </w:p>
         </w:tc>
@@ -3169,7 +3537,29 @@
                 <w:sz w:val="18"/>
                 <w:szCs w:val="18"/>
               </w:rPr>
-              <w:t>Limpieza y carga de fuentes INEC, Supercias y MINEDUC (capa Silver):</w:t>
+              <w:t xml:space="preserve">Limpieza y carga de fuentes INEC, </w:t>
+            </w:r>
+            <w:proofErr w:type="spellStart"/>
+            <w:r>
+              <w:rPr>
+                <w:rFonts w:asciiTheme="minorHAnsi" w:hAnsiTheme="minorHAnsi" w:cstheme="minorHAnsi"/>
+                <w:b/>
+                <w:bCs/>
+                <w:sz w:val="18"/>
+                <w:szCs w:val="18"/>
+              </w:rPr>
+              <w:t>Supercias</w:t>
+            </w:r>
+            <w:proofErr w:type="spellEnd"/>
+            <w:r>
+              <w:rPr>
+                <w:rFonts w:asciiTheme="minorHAnsi" w:hAnsiTheme="minorHAnsi" w:cstheme="minorHAnsi"/>
+                <w:b/>
+                <w:bCs/>
+                <w:sz w:val="18"/>
+                <w:szCs w:val="18"/>
+              </w:rPr>
+              <w:t xml:space="preserve"> y MINEDUC (capa Silver):</w:t>
             </w:r>
             <w:r>
               <w:rPr>
@@ -3179,6 +3569,7 @@
               </w:rPr>
               <w:t xml:space="preserve"> Implementación de los módulos transform/inec.py (aplicando </w:t>
             </w:r>
+            <w:proofErr w:type="spellStart"/>
             <w:proofErr w:type="gramStart"/>
             <w:r>
               <w:rPr>
@@ -3186,16 +3577,43 @@
                 <w:sz w:val="18"/>
                 <w:szCs w:val="18"/>
               </w:rPr>
-              <w:t>melt(</w:t>
-            </w:r>
-            <w:proofErr w:type="gramEnd"/>
+              <w:t>melt</w:t>
+            </w:r>
+            <w:proofErr w:type="spellEnd"/>
             <w:r>
               <w:rPr>
                 <w:rFonts w:asciiTheme="minorHAnsi" w:hAnsiTheme="minorHAnsi" w:cstheme="minorHAnsi"/>
                 <w:sz w:val="18"/>
                 <w:szCs w:val="18"/>
               </w:rPr>
-              <w:t>) a la ENEMDU pivotada), supercias.py y mineduc.py, incluyendo el tratamiento del separador ';' y encoding latin-1 del archivo AMIE, con carga de las siete tablas Silver restantes en PostgreSQL.</w:t>
+              <w:t>(</w:t>
+            </w:r>
+            <w:proofErr w:type="gramEnd"/>
+            <w:r>
+              <w:rPr>
+                <w:rFonts w:asciiTheme="minorHAnsi" w:hAnsiTheme="minorHAnsi" w:cstheme="minorHAnsi"/>
+                <w:sz w:val="18"/>
+                <w:szCs w:val="18"/>
+              </w:rPr>
+              <w:t xml:space="preserve">) a la ENEMDU pivotada), supercias.py y mineduc.py, incluyendo el tratamiento del separador ';' y </w:t>
+            </w:r>
+            <w:proofErr w:type="spellStart"/>
+            <w:r>
+              <w:rPr>
+                <w:rFonts w:asciiTheme="minorHAnsi" w:hAnsiTheme="minorHAnsi" w:cstheme="minorHAnsi"/>
+                <w:sz w:val="18"/>
+                <w:szCs w:val="18"/>
+              </w:rPr>
+              <w:t>encoding</w:t>
+            </w:r>
+            <w:proofErr w:type="spellEnd"/>
+            <w:r>
+              <w:rPr>
+                <w:rFonts w:asciiTheme="minorHAnsi" w:hAnsiTheme="minorHAnsi" w:cstheme="minorHAnsi"/>
+                <w:sz w:val="18"/>
+                <w:szCs w:val="18"/>
+              </w:rPr>
+              <w:t xml:space="preserve"> latin-1 del archivo AMIE, con carga de las siete tablas Silver restantes en PostgreSQL.</w:t>
             </w:r>
           </w:p>
         </w:tc>
@@ -3355,7 +3773,61 @@
                 <w:sz w:val="18"/>
                 <w:szCs w:val="18"/>
               </w:rPr>
-              <w:t xml:space="preserve"> Ejecución del script create_tables.sql en PostgreSQL con las claves foráneas hacia dim_geografia y dim_tiempo, verificación de tipos de dato y nulos justificados, y validación de la carga completa de las doce tablas Silver requeridas para 6to ciclo.</w:t>
+              <w:t xml:space="preserve"> Ejecución del script </w:t>
+            </w:r>
+            <w:proofErr w:type="spellStart"/>
+            <w:r>
+              <w:rPr>
+                <w:rFonts w:asciiTheme="minorHAnsi" w:hAnsiTheme="minorHAnsi" w:cstheme="minorHAnsi"/>
+                <w:sz w:val="18"/>
+                <w:szCs w:val="18"/>
+              </w:rPr>
+              <w:t>create_tables.sql</w:t>
+            </w:r>
+            <w:proofErr w:type="spellEnd"/>
+            <w:r>
+              <w:rPr>
+                <w:rFonts w:asciiTheme="minorHAnsi" w:hAnsiTheme="minorHAnsi" w:cstheme="minorHAnsi"/>
+                <w:sz w:val="18"/>
+                <w:szCs w:val="18"/>
+              </w:rPr>
+              <w:t xml:space="preserve"> en PostgreSQL con las claves foráneas hacia </w:t>
+            </w:r>
+            <w:proofErr w:type="spellStart"/>
+            <w:r>
+              <w:rPr>
+                <w:rFonts w:asciiTheme="minorHAnsi" w:hAnsiTheme="minorHAnsi" w:cstheme="minorHAnsi"/>
+                <w:sz w:val="18"/>
+                <w:szCs w:val="18"/>
+              </w:rPr>
+              <w:t>dim_geografia</w:t>
+            </w:r>
+            <w:proofErr w:type="spellEnd"/>
+            <w:r>
+              <w:rPr>
+                <w:rFonts w:asciiTheme="minorHAnsi" w:hAnsiTheme="minorHAnsi" w:cstheme="minorHAnsi"/>
+                <w:sz w:val="18"/>
+                <w:szCs w:val="18"/>
+              </w:rPr>
+              <w:t xml:space="preserve"> y </w:t>
+            </w:r>
+            <w:proofErr w:type="spellStart"/>
+            <w:r>
+              <w:rPr>
+                <w:rFonts w:asciiTheme="minorHAnsi" w:hAnsiTheme="minorHAnsi" w:cstheme="minorHAnsi"/>
+                <w:sz w:val="18"/>
+                <w:szCs w:val="18"/>
+              </w:rPr>
+              <w:t>dim_tiempo</w:t>
+            </w:r>
+            <w:proofErr w:type="spellEnd"/>
+            <w:r>
+              <w:rPr>
+                <w:rFonts w:asciiTheme="minorHAnsi" w:hAnsiTheme="minorHAnsi" w:cstheme="minorHAnsi"/>
+                <w:sz w:val="18"/>
+                <w:szCs w:val="18"/>
+              </w:rPr>
+              <w:t>, verificación de tipos de dato y nulos justificados, y validación de la carga completa de las doce tablas Silver requeridas para 6to ciclo.</w:t>
             </w:r>
           </w:p>
         </w:tc>
@@ -3805,7 +4277,71 @@
                 <w:sz w:val="18"/>
                 <w:szCs w:val="18"/>
               </w:rPr>
-              <w:t xml:space="preserve"> Desarrollo de las cuatro vistas Gold pendientes (gold_empleo_tendencia, gold_petroleo_30dias, gold_empresas_provincia y gold_bachilleres_vs_empresas) en gold_views.sql, más dos vistas Gold adicionales propuestas y justificadas para 6to ciclo, verificando que todas producen resultados correctos.</w:t>
+              <w:t xml:space="preserve"> Desarrollo de las cuatro vistas Gold pendientes (</w:t>
+            </w:r>
+            <w:proofErr w:type="spellStart"/>
+            <w:r>
+              <w:rPr>
+                <w:sz w:val="18"/>
+                <w:szCs w:val="18"/>
+              </w:rPr>
+              <w:t>gold_empleo_tendencia</w:t>
+            </w:r>
+            <w:proofErr w:type="spellEnd"/>
+            <w:r>
+              <w:rPr>
+                <w:sz w:val="18"/>
+                <w:szCs w:val="18"/>
+              </w:rPr>
+              <w:t xml:space="preserve">, gold_petroleo_30dias, </w:t>
+            </w:r>
+            <w:proofErr w:type="spellStart"/>
+            <w:r>
+              <w:rPr>
+                <w:sz w:val="18"/>
+                <w:szCs w:val="18"/>
+              </w:rPr>
+              <w:t>gold_empresas_provincia</w:t>
+            </w:r>
+            <w:proofErr w:type="spellEnd"/>
+            <w:r>
+              <w:rPr>
+                <w:sz w:val="18"/>
+                <w:szCs w:val="18"/>
+              </w:rPr>
+              <w:t xml:space="preserve"> y </w:t>
+            </w:r>
+            <w:proofErr w:type="spellStart"/>
+            <w:r>
+              <w:rPr>
+                <w:sz w:val="18"/>
+                <w:szCs w:val="18"/>
+              </w:rPr>
+              <w:t>gold_bachilleres_vs_empresas</w:t>
+            </w:r>
+            <w:proofErr w:type="spellEnd"/>
+            <w:r>
+              <w:rPr>
+                <w:sz w:val="18"/>
+                <w:szCs w:val="18"/>
+              </w:rPr>
+              <w:t xml:space="preserve">) en </w:t>
+            </w:r>
+            <w:proofErr w:type="spellStart"/>
+            <w:r>
+              <w:rPr>
+                <w:sz w:val="18"/>
+                <w:szCs w:val="18"/>
+              </w:rPr>
+              <w:t>gold_views.sql</w:t>
+            </w:r>
+            <w:proofErr w:type="spellEnd"/>
+            <w:r>
+              <w:rPr>
+                <w:sz w:val="18"/>
+                <w:szCs w:val="18"/>
+              </w:rPr>
+              <w:t>, más dos vistas Gold adicionales propuestas y justificadas para 6to ciclo, verificando que todas producen resultados correctos.</w:t>
             </w:r>
           </w:p>
         </w:tc>
@@ -3949,6 +4485,7 @@
                 <w:szCs w:val="18"/>
               </w:rPr>
             </w:pPr>
+            <w:proofErr w:type="spellStart"/>
             <w:r>
               <w:rPr>
                 <w:b/>
@@ -3956,14 +4493,40 @@
                 <w:sz w:val="18"/>
                 <w:szCs w:val="18"/>
               </w:rPr>
-              <w:t>Dashboard P1 y P2 + primera integración RPA:</w:t>
-            </w:r>
-            <w:r>
-              <w:rPr>
+              <w:t>Dashboard</w:t>
+            </w:r>
+            <w:proofErr w:type="spellEnd"/>
+            <w:r>
+              <w:rPr>
+                <w:b/>
+                <w:bCs/>
                 <w:sz w:val="18"/>
                 <w:szCs w:val="18"/>
               </w:rPr>
-              <w:t xml:space="preserve"> Conexión de Power BI a la base de datos y construcción de las páginas P1 (evolución de la economía ecuatoriana) y P2 (sectores y provincias con mayor actividad económica y empleo), en coordinación con el equipo de RPA para recibir y verificar los primeros archivos automáticos.</w:t>
+              <w:t xml:space="preserve"> P1 y P2 + primera integración RPA:</w:t>
+            </w:r>
+            <w:r>
+              <w:rPr>
+                <w:sz w:val="18"/>
+                <w:szCs w:val="18"/>
+              </w:rPr>
+              <w:t xml:space="preserve"> Conexión de </w:t>
+            </w:r>
+            <w:proofErr w:type="spellStart"/>
+            <w:r>
+              <w:rPr>
+                <w:sz w:val="18"/>
+                <w:szCs w:val="18"/>
+              </w:rPr>
+              <w:t>Power</w:t>
+            </w:r>
+            <w:proofErr w:type="spellEnd"/>
+            <w:r>
+              <w:rPr>
+                <w:sz w:val="18"/>
+                <w:szCs w:val="18"/>
+              </w:rPr>
+              <w:t xml:space="preserve"> BI a la base de datos y construcción de las páginas P1 (evolución de la economía ecuatoriana) y P2 (sectores y provincias con mayor actividad económica y empleo), en coordinación con el equipo de RPA para recibir y verificar los primeros archivos automáticos.</w:t>
             </w:r>
           </w:p>
         </w:tc>
@@ -4107,6 +4670,7 @@
                 <w:szCs w:val="18"/>
               </w:rPr>
             </w:pPr>
+            <w:proofErr w:type="spellStart"/>
             <w:r>
               <w:rPr>
                 <w:b/>
@@ -4114,7 +4678,17 @@
                 <w:sz w:val="18"/>
                 <w:szCs w:val="18"/>
               </w:rPr>
-              <w:t>Dashboard P3 y refinamiento:</w:t>
+              <w:t>Dashboard</w:t>
+            </w:r>
+            <w:proofErr w:type="spellEnd"/>
+            <w:r>
+              <w:rPr>
+                <w:b/>
+                <w:bCs/>
+                <w:sz w:val="18"/>
+                <w:szCs w:val="18"/>
+              </w:rPr>
+              <w:t xml:space="preserve"> P3 y refinamiento:</w:t>
             </w:r>
             <w:r>
               <w:rPr>
@@ -4279,7 +4853,23 @@
                 <w:sz w:val="18"/>
                 <w:szCs w:val="18"/>
               </w:rPr>
-              <w:t xml:space="preserve"> Redacción del informe técnico de dos páginas (arquitectura, decisiones de limpieza y hallazgos analíticos), preparación de la demostración final y presentación del dashboard completo mostrando la integración con el pipeline de RPA en funcionamiento.</w:t>
+              <w:t xml:space="preserve"> Redacción del informe técnico de dos páginas (arquitectura, decisiones de limpieza y hallazgos analíticos), preparación de la demostración final y presentación del </w:t>
+            </w:r>
+            <w:proofErr w:type="spellStart"/>
+            <w:r>
+              <w:rPr>
+                <w:sz w:val="18"/>
+                <w:szCs w:val="18"/>
+              </w:rPr>
+              <w:t>dashboard</w:t>
+            </w:r>
+            <w:proofErr w:type="spellEnd"/>
+            <w:r>
+              <w:rPr>
+                <w:sz w:val="18"/>
+                <w:szCs w:val="18"/>
+              </w:rPr>
+              <w:t xml:space="preserve"> completo mostrando la integración con el pipeline de RPA en funcionamiento.</w:t>
             </w:r>
           </w:p>
         </w:tc>
@@ -4445,7 +5035,61 @@
           <w:sz w:val="22"/>
           <w:szCs w:val="22"/>
         </w:rPr>
-        <w:t>Al cierre del reto de datos, el pipeline construido cubre de manera completa las tres capas del modelo medallón definidas para el Tablero Macroentorno de la UTPL. En la capa Bronze quedan almacenados los archivos crudos tal como llegan de las nueve fuentes públicas trabajadas (Banco Central del Ecuador, INEC, Supercias y MINEDUC), tanto los descargados manualmente durante las primeras semanas como los que a partir de la semana cinco empezó a depositar de forma automática el equipo de RPA en la carpeta datos_macroentorno/.</w:t>
+        <w:t xml:space="preserve">Al cierre del reto de datos, el pipeline construido cubre de manera completa las tres capas del modelo medallón definidas para el Tablero Macroentorno de la UTPL. En la capa </w:t>
+      </w:r>
+      <w:proofErr w:type="spellStart"/>
+      <w:r>
+        <w:rPr>
+          <w:rFonts w:ascii="Calibri" w:eastAsia="Calibri" w:hAnsi="Calibri" w:cs="Calibri"/>
+          <w:sz w:val="22"/>
+          <w:szCs w:val="22"/>
+        </w:rPr>
+        <w:t>Bronze</w:t>
+      </w:r>
+      <w:proofErr w:type="spellEnd"/>
+      <w:r>
+        <w:rPr>
+          <w:rFonts w:ascii="Calibri" w:eastAsia="Calibri" w:hAnsi="Calibri" w:cs="Calibri"/>
+          <w:sz w:val="22"/>
+          <w:szCs w:val="22"/>
+        </w:rPr>
+        <w:t xml:space="preserve"> quedan almacenados los archivos crudos tal como llegan de las nueve fuentes públicas trabajadas (Banco Central del Ecuador, INEC, </w:t>
+      </w:r>
+      <w:proofErr w:type="spellStart"/>
+      <w:r>
+        <w:rPr>
+          <w:rFonts w:ascii="Calibri" w:eastAsia="Calibri" w:hAnsi="Calibri" w:cs="Calibri"/>
+          <w:sz w:val="22"/>
+          <w:szCs w:val="22"/>
+        </w:rPr>
+        <w:t>Supercias</w:t>
+      </w:r>
+      <w:proofErr w:type="spellEnd"/>
+      <w:r>
+        <w:rPr>
+          <w:rFonts w:ascii="Calibri" w:eastAsia="Calibri" w:hAnsi="Calibri" w:cs="Calibri"/>
+          <w:sz w:val="22"/>
+          <w:szCs w:val="22"/>
+        </w:rPr>
+        <w:t xml:space="preserve"> y MINEDUC), tanto los descargados manualmente durante las primeras semanas como los que a partir de la semana cinco empezó a depositar de forma automática el equipo de RPA en la carpeta </w:t>
+      </w:r>
+      <w:proofErr w:type="spellStart"/>
+      <w:r>
+        <w:rPr>
+          <w:rFonts w:ascii="Calibri" w:eastAsia="Calibri" w:hAnsi="Calibri" w:cs="Calibri"/>
+          <w:sz w:val="22"/>
+          <w:szCs w:val="22"/>
+        </w:rPr>
+        <w:t>datos_macroentorno</w:t>
+      </w:r>
+      <w:proofErr w:type="spellEnd"/>
+      <w:r>
+        <w:rPr>
+          <w:rFonts w:ascii="Calibri" w:eastAsia="Calibri" w:hAnsi="Calibri" w:cs="Calibri"/>
+          <w:sz w:val="22"/>
+          <w:szCs w:val="22"/>
+        </w:rPr>
+        <w:t>/.</w:t>
       </w:r>
     </w:p>
     <w:p>
@@ -4459,7 +5103,61 @@
           <w:sz w:val="22"/>
           <w:szCs w:val="22"/>
         </w:rPr>
-        <w:t>En la capa Silver se cargaron las doce tablas relacionales requeridas para sexto ciclo, con sus respectivas dimensiones compartidas (dim_geografia y dim_tiempo) y sus llaves foráneas correctamente definidas en PostgreSQL, además de la documentación de las decisiones de limpieza aplicadas a cada fuente: renombrado de columnas, tratamiento de valores nulos, eliminación de duplicados, normalización de tipos de dato y, en el caso de la ENEMDU, la reestructuración de la tabla pivotada mediante la función melt() de pandas.</w:t>
+        <w:t>En la capa Silver se cargaron las doce tablas relacionales requeridas para sexto ciclo, con sus respectivas dimensiones compartidas (</w:t>
+      </w:r>
+      <w:proofErr w:type="spellStart"/>
+      <w:r>
+        <w:rPr>
+          <w:rFonts w:ascii="Calibri" w:eastAsia="Calibri" w:hAnsi="Calibri" w:cs="Calibri"/>
+          <w:sz w:val="22"/>
+          <w:szCs w:val="22"/>
+        </w:rPr>
+        <w:t>dim_geografia</w:t>
+      </w:r>
+      <w:proofErr w:type="spellEnd"/>
+      <w:r>
+        <w:rPr>
+          <w:rFonts w:ascii="Calibri" w:eastAsia="Calibri" w:hAnsi="Calibri" w:cs="Calibri"/>
+          <w:sz w:val="22"/>
+          <w:szCs w:val="22"/>
+        </w:rPr>
+        <w:t xml:space="preserve"> y </w:t>
+      </w:r>
+      <w:proofErr w:type="spellStart"/>
+      <w:r>
+        <w:rPr>
+          <w:rFonts w:ascii="Calibri" w:eastAsia="Calibri" w:hAnsi="Calibri" w:cs="Calibri"/>
+          <w:sz w:val="22"/>
+          <w:szCs w:val="22"/>
+        </w:rPr>
+        <w:t>dim_tiempo</w:t>
+      </w:r>
+      <w:proofErr w:type="spellEnd"/>
+      <w:r>
+        <w:rPr>
+          <w:rFonts w:ascii="Calibri" w:eastAsia="Calibri" w:hAnsi="Calibri" w:cs="Calibri"/>
+          <w:sz w:val="22"/>
+          <w:szCs w:val="22"/>
+        </w:rPr>
+        <w:t xml:space="preserve">) y sus llaves foráneas correctamente definidas en PostgreSQL, además de la documentación de las decisiones de limpieza aplicadas a cada fuente: renombrado de columnas, tratamiento de valores nulos, eliminación de duplicados, normalización de tipos de dato y, en el caso de la ENEMDU, la reestructuración de la tabla pivotada mediante la función </w:t>
+      </w:r>
+      <w:proofErr w:type="spellStart"/>
+      <w:r>
+        <w:rPr>
+          <w:rFonts w:ascii="Calibri" w:eastAsia="Calibri" w:hAnsi="Calibri" w:cs="Calibri"/>
+          <w:sz w:val="22"/>
+          <w:szCs w:val="22"/>
+        </w:rPr>
+        <w:t>melt</w:t>
+      </w:r>
+      <w:proofErr w:type="spellEnd"/>
+      <w:r>
+        <w:rPr>
+          <w:rFonts w:ascii="Calibri" w:eastAsia="Calibri" w:hAnsi="Calibri" w:cs="Calibri"/>
+          <w:sz w:val="22"/>
+          <w:szCs w:val="22"/>
+        </w:rPr>
+        <w:t>() de pandas.</w:t>
       </w:r>
     </w:p>
     <w:p>
@@ -4473,7 +5171,61 @@
           <w:sz w:val="22"/>
           <w:szCs w:val="22"/>
         </w:rPr>
-        <w:t>En la capa Gold quedaron funcionando las cuatro vistas propuestas en el script base del reto más las dos vistas adicionales que planteé y sustenté ante el tutor, cubriendo así el requisito diferenciador de sexto ciclo. Finalmente, el dashboard en Power BI quedó compuesto por tres páginas —evolución económica, sectores y provincias, y bachilleres versus empresas— con filtros por año, provincia y sector, KPIs correspondientes y un párrafo de análisis ejecutivo por página que conecta cada visualización con la estrategia institucional de la UTPL, en particular con el Tablero de Segmentación y Geoestadística del área de Marketing, al que se vincula directamente la pregunta sobre bachilleres y concentración empresarial por provincia.</w:t>
+        <w:t xml:space="preserve">En la capa Gold quedaron funcionando las cuatro vistas propuestas en el script base del reto más las dos vistas adicionales que planteé y sustenté ante el tutor, cubriendo así el requisito diferenciador de sexto ciclo. Finalmente, el </w:t>
+      </w:r>
+      <w:proofErr w:type="spellStart"/>
+      <w:r>
+        <w:rPr>
+          <w:rFonts w:ascii="Calibri" w:eastAsia="Calibri" w:hAnsi="Calibri" w:cs="Calibri"/>
+          <w:sz w:val="22"/>
+          <w:szCs w:val="22"/>
+        </w:rPr>
+        <w:t>dashboard</w:t>
+      </w:r>
+      <w:proofErr w:type="spellEnd"/>
+      <w:r>
+        <w:rPr>
+          <w:rFonts w:ascii="Calibri" w:eastAsia="Calibri" w:hAnsi="Calibri" w:cs="Calibri"/>
+          <w:sz w:val="22"/>
+          <w:szCs w:val="22"/>
+        </w:rPr>
+        <w:t xml:space="preserve"> en </w:t>
+      </w:r>
+      <w:proofErr w:type="spellStart"/>
+      <w:r>
+        <w:rPr>
+          <w:rFonts w:ascii="Calibri" w:eastAsia="Calibri" w:hAnsi="Calibri" w:cs="Calibri"/>
+          <w:sz w:val="22"/>
+          <w:szCs w:val="22"/>
+        </w:rPr>
+        <w:t>Power</w:t>
+      </w:r>
+      <w:proofErr w:type="spellEnd"/>
+      <w:r>
+        <w:rPr>
+          <w:rFonts w:ascii="Calibri" w:eastAsia="Calibri" w:hAnsi="Calibri" w:cs="Calibri"/>
+          <w:sz w:val="22"/>
+          <w:szCs w:val="22"/>
+        </w:rPr>
+        <w:t xml:space="preserve"> BI quedó compuesto por tres páginas —evolución económica, sectores y provincias, y bachilleres versus empresas— con filtros por año, provincia y sector, </w:t>
+      </w:r>
+      <w:proofErr w:type="spellStart"/>
+      <w:r>
+        <w:rPr>
+          <w:rFonts w:ascii="Calibri" w:eastAsia="Calibri" w:hAnsi="Calibri" w:cs="Calibri"/>
+          <w:sz w:val="22"/>
+          <w:szCs w:val="22"/>
+        </w:rPr>
+        <w:t>KPIs</w:t>
+      </w:r>
+      <w:proofErr w:type="spellEnd"/>
+      <w:r>
+        <w:rPr>
+          <w:rFonts w:ascii="Calibri" w:eastAsia="Calibri" w:hAnsi="Calibri" w:cs="Calibri"/>
+          <w:sz w:val="22"/>
+          <w:szCs w:val="22"/>
+        </w:rPr>
+        <w:t xml:space="preserve"> correspondientes y un párrafo de análisis ejecutivo por página que conecta cada visualización con la estrategia institucional de la UTPL, en particular con el Tablero de Segmentación y Geoestadística del área de Marketing, al que se vincula directamente la pregunta sobre bachilleres y concentración empresarial por provincia.</w:t>
       </w:r>
     </w:p>
     <w:p>
@@ -4609,7 +5361,25 @@
           <w:sz w:val="22"/>
           <w:szCs w:val="22"/>
         </w:rPr>
-        <w:t>Microsoft. (2026). Documentación de Power BI. https://learn.microsoft.com/power-bi/</w:t>
+        <w:t xml:space="preserve">Microsoft. (2026). Documentación de </w:t>
+      </w:r>
+      <w:proofErr w:type="spellStart"/>
+      <w:r>
+        <w:rPr>
+          <w:rFonts w:ascii="Calibri" w:eastAsia="Calibri" w:hAnsi="Calibri" w:cs="Calibri"/>
+          <w:sz w:val="22"/>
+          <w:szCs w:val="22"/>
+        </w:rPr>
+        <w:t>Power</w:t>
+      </w:r>
+      <w:proofErr w:type="spellEnd"/>
+      <w:r>
+        <w:rPr>
+          <w:rFonts w:ascii="Calibri" w:eastAsia="Calibri" w:hAnsi="Calibri" w:cs="Calibri"/>
+          <w:sz w:val="22"/>
+          <w:szCs w:val="22"/>
+        </w:rPr>
+        <w:t xml:space="preserve"> BI. https://learn.microsoft.com/power-bi/</w:t>
       </w:r>
     </w:p>
     <w:p>
@@ -4746,15 +5516,12 @@
         <w:jc w:val="both"/>
       </w:pPr>
       <w:r>
-        <w:rPr>
-          <w:noProof/>
-        </w:rPr>
         <w:lastRenderedPageBreak/>
         <w:drawing>
-          <wp:inline distT="0" distB="0" distL="0" distR="0" wp14:anchorId="59062D69" wp14:editId="25B4C1B2">
-            <wp:extent cx="5943600" cy="2431415"/>
-            <wp:effectExtent l="0" t="0" r="0" b="6985"/>
-            <wp:docPr id="5" name="Imagen 5"/>
+          <wp:inline distT="0" distB="0" distL="0" distR="0" wp14:anchorId="4043E9B4" wp14:editId="25BD12D6">
+            <wp:extent cx="5943600" cy="1802130"/>
+            <wp:effectExtent l="0" t="0" r="0" b="7620"/>
+            <wp:docPr id="2" name="Imagen 2"/>
             <wp:cNvGraphicFramePr>
               <a:graphicFrameLocks xmlns:a="http://schemas.openxmlformats.org/drawingml/2006/main" noChangeAspect="1"/>
             </wp:cNvGraphicFramePr>
@@ -4774,7 +5541,7 @@
                   <pic:spPr>
                     <a:xfrm>
                       <a:off x="0" y="0"/>
-                      <a:ext cx="5943600" cy="2431415"/>
+                      <a:ext cx="5943600" cy="1802130"/>
                     </a:xfrm>
                     <a:prstGeom prst="rect">
                       <a:avLst/>
@@ -4942,7 +5709,6 @@
           <w:sz w:val="22"/>
           <w:szCs w:val="22"/>
         </w:rPr>
-        <w:lastRenderedPageBreak/>
         <w:t xml:space="preserve">Figura </w:t>
       </w:r>
       <w:r>
@@ -4959,7 +5725,43 @@
           <w:sz w:val="22"/>
           <w:szCs w:val="22"/>
         </w:rPr>
-        <w:t>. Página P1 y P2 del dashboard en Power BI (evolución económica y sectores/provincias).</w:t>
+        <w:t xml:space="preserve">. Página P1 y P2 del </w:t>
+      </w:r>
+      <w:proofErr w:type="spellStart"/>
+      <w:r>
+        <w:rPr>
+          <w:rFonts w:ascii="Calibri" w:eastAsia="Calibri" w:hAnsi="Calibri" w:cs="Calibri"/>
+          <w:sz w:val="22"/>
+          <w:szCs w:val="22"/>
+        </w:rPr>
+        <w:t>dashboard</w:t>
+      </w:r>
+      <w:proofErr w:type="spellEnd"/>
+      <w:r>
+        <w:rPr>
+          <w:rFonts w:ascii="Calibri" w:eastAsia="Calibri" w:hAnsi="Calibri" w:cs="Calibri"/>
+          <w:sz w:val="22"/>
+          <w:szCs w:val="22"/>
+        </w:rPr>
+        <w:t xml:space="preserve"> en </w:t>
+      </w:r>
+      <w:proofErr w:type="spellStart"/>
+      <w:r>
+        <w:rPr>
+          <w:rFonts w:ascii="Calibri" w:eastAsia="Calibri" w:hAnsi="Calibri" w:cs="Calibri"/>
+          <w:sz w:val="22"/>
+          <w:szCs w:val="22"/>
+        </w:rPr>
+        <w:t>Power</w:t>
+      </w:r>
+      <w:proofErr w:type="spellEnd"/>
+      <w:r>
+        <w:rPr>
+          <w:rFonts w:ascii="Calibri" w:eastAsia="Calibri" w:hAnsi="Calibri" w:cs="Calibri"/>
+          <w:sz w:val="22"/>
+          <w:szCs w:val="22"/>
+        </w:rPr>
+        <w:t xml:space="preserve"> BI (evolución económica y sectores/provincias).</w:t>
       </w:r>
     </w:p>
     <w:p>
@@ -4971,6 +5773,7 @@
         <w:rPr>
           <w:noProof/>
         </w:rPr>
+        <w:lastRenderedPageBreak/>
         <w:drawing>
           <wp:inline distT="0" distB="0" distL="0" distR="0" wp14:anchorId="4788710B" wp14:editId="1ED55521">
             <wp:extent cx="5943600" cy="3336290"/>
@@ -5102,7 +5905,43 @@
           <w:sz w:val="22"/>
           <w:szCs w:val="22"/>
         </w:rPr>
-        <w:t>. Página P3 del dashboard en Power BI (bachilleres versus empresas activas por provincia).</w:t>
+        <w:t xml:space="preserve">. Página P3 del </w:t>
+      </w:r>
+      <w:proofErr w:type="spellStart"/>
+      <w:r>
+        <w:rPr>
+          <w:rFonts w:ascii="Calibri" w:eastAsia="Calibri" w:hAnsi="Calibri" w:cs="Calibri"/>
+          <w:sz w:val="22"/>
+          <w:szCs w:val="22"/>
+        </w:rPr>
+        <w:t>dashboard</w:t>
+      </w:r>
+      <w:proofErr w:type="spellEnd"/>
+      <w:r>
+        <w:rPr>
+          <w:rFonts w:ascii="Calibri" w:eastAsia="Calibri" w:hAnsi="Calibri" w:cs="Calibri"/>
+          <w:sz w:val="22"/>
+          <w:szCs w:val="22"/>
+        </w:rPr>
+        <w:t xml:space="preserve"> en </w:t>
+      </w:r>
+      <w:proofErr w:type="spellStart"/>
+      <w:r>
+        <w:rPr>
+          <w:rFonts w:ascii="Calibri" w:eastAsia="Calibri" w:hAnsi="Calibri" w:cs="Calibri"/>
+          <w:sz w:val="22"/>
+          <w:szCs w:val="22"/>
+        </w:rPr>
+        <w:t>Power</w:t>
+      </w:r>
+      <w:proofErr w:type="spellEnd"/>
+      <w:r>
+        <w:rPr>
+          <w:rFonts w:ascii="Calibri" w:eastAsia="Calibri" w:hAnsi="Calibri" w:cs="Calibri"/>
+          <w:sz w:val="22"/>
+          <w:szCs w:val="22"/>
+        </w:rPr>
+        <w:t xml:space="preserve"> BI (bachilleres versus empresas activas por provincia).</w:t>
       </w:r>
     </w:p>
     <w:p>
